--- a/example_articles/states/Nevada/2.states_Nevada_New_York_Times.docx
+++ b/example_articles/states/Nevada/2.states_Nevada_New_York_Times.docx
@@ -27,17 +27,17 @@
     </w:p>
     <w:p>
       <w:r>
-        <w:t>Source File: NYT/1.DOCX</w:t>
+        <w:t>Source file: NYT/1.DOCX</w:t>
       </w:r>
     </w:p>
     <w:p>
       <w:r>
-        <w:t>Raw locations result: ['Nevada', 'NA']</w:t>
+        <w:t>Raw locations result, 'locations': ['Nevada', 'NA']</w:t>
       </w:r>
     </w:p>
     <w:p>
       <w:r>
-        <w:t>states_stand_flat (Standardized): Nevada</w:t>
+        <w:t>Standardized locations result, 'states_stand_flat': Nevada</w:t>
       </w:r>
     </w:p>
     <w:p>

--- a/example_articles/states/Nevada/2.states_Nevada_New_York_Times.docx
+++ b/example_articles/states/Nevada/2.states_Nevada_New_York_Times.docx
@@ -7,7 +7,7 @@
         <w:pStyle w:val="Heading1"/>
       </w:pPr>
       <w:r>
-        <w:t>This Ohio-Hating Michigan Democrat Has Thoughts on Why Her Party Lost</w:t>
+        <w:t>Cortez Masto, the Senate's Most At-Risk Democrat, Fights to Hang On in Nevada</w:t>
       </w:r>
     </w:p>
     <w:p>
@@ -17,22 +17,22 @@
     </w:p>
     <w:p>
       <w:r>
-        <w:t>Date: 2024-12-11</w:t>
+        <w:t>Date: 2022-10-25</w:t>
       </w:r>
     </w:p>
     <w:p>
       <w:r>
-        <w:t>Section: US; politics</w:t>
+        <w:t>Section: US; elections</w:t>
       </w:r>
     </w:p>
     <w:p>
       <w:r>
-        <w:t>Source file: NYT/1.DOCX</w:t>
+        <w:t>Source file: NYT/8.DOCX</w:t>
       </w:r>
     </w:p>
     <w:p>
       <w:r>
-        <w:t>Raw locations result, 'locations': ['Nevada', 'NA']</w:t>
+        <w:t>Raw locations result, 'locations': ['Nevada']</w:t>
       </w:r>
     </w:p>
     <w:p>
@@ -49,97 +49,67 @@
     </w:p>
     <w:p>
       <w:r>
-        <w:t>Kristen McDonald Rivet won a tough House race in a heavily white, working-class area even as many Democrats in such places lost. In an interview, she warned against a "tone-deaf" economic message.</w:t>
+        <w:t>Widely considered the most endangered Democratic incumbent in the nation, Senator Catherine Cortez Masto is battling for survival in a race that may determine the Senate majority.</w:t>
         <w:br/>
-        <w:t>Democrats, rejected by many voters and headed for life in the minority in Washington, see few reasons for optimism these days.</w:t>
+        <w:t>ENTERPRISE, Nev. — In a crowded living room at a house party here in the Las Vegas suburbs on a recent scorching Saturday, one of Senator Catherine Cortez Masto's supporters approached her with a warning.</w:t>
         <w:br/>
-        <w:t>But a rare bright spot for the party comes from an unexpected place: a House district in Michigan that is home to many white, working-class residents, as well as counties that shifted hard against Vice President Kamala Harris in the fall.</w:t>
+        <w:t>"You have accomplished a lot through your office — quite a lot," Sanje Sedera, a health care executive and former local Democratic official, told her. "But that messaging part is not there. Most people ask the question, 'What has the senator done?' We've got to get that message ramped up."</w:t>
         <w:br/>
-        <w:t>Republicans had hoped to capture the seat in Michigan's Eighth District after Representative Dan Kildee, a Democrat and local institution, retired. Instead, State Senator Kristen McDonald Rivet won by 6.7 percentage points.</w:t>
+        <w:t>It is the central question facing Ms. Cortez Masto, who is widely considered the most politically endangered Democratic incumbent in a year when her party is battling intense headwinds to maintain control of Congress. And it is one reason that Ms. Cortez Masto, after six years in the Senate, is having to reintroduce herself to voters with only two weeks until Election Day.</w:t>
         <w:br/>
-        <w:t>"This was a big win, a really important win in a tough seat," said Gov. Gretchen Whitmer, Democrat of Michigan.</w:t>
+        <w:t>Since she was elected, Ms. Cortez Masto has struggled to carve out a brand for herself. The task is challenging for any elected official in Nevada, where the population is transient. But it has been particularly difficult for Ms. Cortez Masto, who tends to shun the spotlight and speak carefully, often in policy-heavy discourses.</w:t>
         <w:br/>
-        <w:t>Ms. McDonald Rivet is an Ohio-hating Michigan sports enthusiast and mother of six. ("I know," she said in one memorable ad. "That's a lot.") She has a coarse take on politicians, using a bleeped-out expletive in the ad to call most of them "full of" garbage. Her milk-guzzling 15-year-old son, she liked to say, kept her closely attuned to the price of groceries.</w:t>
+        <w:t>"I think if you were to go to somebody on the street and say, 'What kind of person do you think Bernie Sanders is?' They'd say, 'angry grandpa' or something like that, right? You can't really say that about C.C.M.," said Chris Roberts, the chairman of the Clark County Democratic Party, referring to the senator by her initials.</w:t>
         <w:br/>
-        <w:t>She will hold a freshman leadership position with the moderate New Democrat Coalition in Congress.</w:t>
+        <w:t>"It hurts her, because people need to know that she's genuine, that she is hard-working, and that she's out here fighting for us," said Mr. Roberts, whose county is home to Las Vegas and more than 70 percent of Nevada's population. "We're doing everything we can to spread that message and make sure people know that, but I can certainly understand why folks would feel a little distant from her."</w:t>
         <w:br/>
-        <w:t>The New York Times caught up with her about why her party's economic messaging alienated some voters, what national Democrats could learn from her race and why she spent "almost zero time" discussing the state of the nation's democracy.</w:t>
+        <w:t>In another year, Ms. Cortez Masto, who is the only Latina senator and who played a central role in bringing home pandemic relief for the state's hospitality industry, would seem to be in a good position to hold onto her seat. Her Republican rival Adam Laxalt, a former state attorney general, was one of the leaders of former President Donald J. Trump's effort to overturn the 2020 election results in Nevada.</w:t>
         <w:br/>
-        <w:t>Here are excerpts from the interview, which have been edited for length and clarity:</w:t>
+        <w:t>But Ms. Cortez Masto is operating on difficult terrain. As Republicans pummel Democrats for soaring inflation, the issue carries especially acute sting in Nevada, where rent and gas costs have risen faster than almost anywhere else in the country.</w:t>
         <w:br/>
-        <w:t>You outperformed Vice President Kamala Harris across a challenging district for your party. What is the biggest lesson the national party should take from your victory?</w:t>
+        <w:t>Control of the Senate, currently divided 50-50, could be at stake in her race. Republicans see winning what is widely expected to be a neck-and-neck slog in Nevada, paired with a victory in Georgia, as their surest path to recapturing the majority.</w:t>
         <w:br/>
-        <w:t>We focused continuously — almost exclusively — on pocketbook issues, on getting more money in people's pockets.</w:t>
+        <w:t>"What I know about Nevada is, you just don't take anything for granted," Ms. Cortez Masto said in a recent interview at the Culinary Workers Union hall in Las Vegas, in a conference room plastered with posters from strikes of the past.</w:t>
         <w:br/>
-        <w:t>I spent a lot of time on TV looking directly into the camera and talking about how I worry about the same things.</w:t>
+        <w:t>A former two-term attorney general, Ms. Cortez Masto became the first Latina senator in 2016, when she was elected by a margin of just two and a half percentage points. She was the handpicked successor of Harry Reid, the former Senate majority leader, who leaned on his powerful home-state political machine to help turn out the voters who propelled her to victory.</w:t>
         <w:br/>
-        <w:t>We set out from the very beginning to not make my congressional race a surrogate for the top of the ticket. This was a race between me and my opponent, my work, not just in the State Senate but my lifetime work of having accomplished things that impact the economic stability of families.</w:t>
+        <w:t>After Mr. Reid's death last year, the enduring strength of that juggernaut has been called into question, and Democrats are facing potential losses up and down the ballot in Nevada this year.</w:t>
         <w:br/>
-        <w:t>Very basic needs feel like they're getting further and further out of reach. Any campaign that's not talking about that, and concrete ideas to address that, will not be able to win a district like mine.</w:t>
+        <w:t>Ms. Cortez Masto has sought to portray Mr. Laxalt, whose father and grandfather served in the Senate, as a fortunate son and extremist. Some of her most aired television advertisements attacking Mr. Laxalt focus on his work on behalf of the former president's campaign and his opposition to abortion rights, according to data from the media-tracking firm AdImpact.</w:t>
         <w:br/>
-        <w:t>Does the national Democratic Party have a perception problem in your district?</w:t>
+        <w:t>Cognizant of voter discontent with gas prices lingering above $5 a gallon, Ms. Cortez Masto also has tried to turn the tables, attempting to tie Mr. Laxalt to "Big Oil," referring to an amicus brief he led in 2016 as attorney general denouncing an inquiry into ExxonMobile's role in downplaying climate change.</w:t>
         <w:br/>
-        <w:t>It's not about a rejection of Democrats and an acceptance of Republicans. It is a rejection of anybody they feel is not like them and is not talking straight.</w:t>
+        <w:t>And she has emphasized the relief she helped deliver to workers hit hard by the coronavirus pandemic after the state's hospitality industry was devastated, as well provisions in Democrats' landmark climate change, health and tax law that capped monthly costs for insulin. She has also sought to play up her own biography, often recounting stories of her family — especially her grandfather, who immigrated to the United States from Mexico — and their ties to the Las Vegas labor unions.</w:t>
         <w:br/>
-        <w:t>I don't think that means that we've seen this big Republican sweep. I think what it means is that people want to feel seen.</w:t>
+        <w:t>"To me, this is about being a Nevadan and knowing what their challenges are and just showing up and having conversations with them," Ms. Cortez Masto said in the interview. "I do think it is important, as somebody who is asking for their votes and who is representing them, that I represent everyone, no matter whether you voted for me or not. It's about what's good for Nevada."</w:t>
         <w:br/>
-        <w:t>A lot of what they see from people on both sides of the ticket, frankly, are talking points, generalities, promises that aren't kept, language that they don't actually use.</w:t>
+        <w:t>To win in Nevada, Democrats have traditionally had to run up overwhelming margins in Clark and Washoe Counties, two urban areas anchored by Las Vegas and Reno and buoyed by Latino and working class voters. Every indication so far, from a range of polls and the comments that canvassers bring back from doors, points to an extremely competitive race that will remain close until the end.</w:t>
         <w:br/>
-        <w:t>Like what?</w:t>
+        <w:t>"We're hearing the same thing everywhere: that it's going to be slim margins," said Judith Whitmer, the chairwoman of the state's Democratic Party.</w:t>
         <w:br/>
-        <w:t>I don't want to talk about "inflation." I talked about the price of eggs. We're not, you know, having a conversation about the market. We're not talking about interest rates.</w:t>
+        <w:t>Mr. Laxalt appears to be betting that he can repeat history. In 2014, he became the first candidate in decades to prevail statewide while losing Clark and Washoe Counties. He did so by keeping his margins down in urban counties and winning big in rural areas. Mr. Laxalt appeared this month with Mr. Trump at a rally in Minden, a western town of 3,000 about an hour south of Reno.</w:t>
         <w:br/>
-        <w:t>A huge swath of folks in my district work in the service industry. We can talk about raising income. Or you can say, "I'm not going to tax your tips." That is so real.</w:t>
+        <w:t>Mr. Laxalt has insulated himself almost entirely from the mainstream news media, sparing himself the risk of a last-minute gaffe and avoiding the kinds of public relations disasters that have tarnished some of his Republican colleagues running for competitive Senate seats across the country. Requests to shadow Mr. Laxalt on the campaign trail in Nevada went unanswered.</w:t>
         <w:br/>
-        <w:t>What's the single most important thing Democrats can do to win back the voters who supported you but not the top of the ticket?</w:t>
+        <w:t>Ms. Cortez Masto has been furiously pounding the campaign trail, venturing to rural areas of the state where she must stay competitive and cities she must claim by double digits to save her seat. In a recent three-day stretch, she attended Sunday services at two Black churches in Las Vegas, sipped brews with L.G.B.T.Q. rights activists, canvassed an Asian-American night market and appeared flanked by law enforcement officers to rail against her opponent's embrace of election denialism.</w:t>
         <w:br/>
-        <w:t>We have to base our campaigns in economic reality.</w:t>
+        <w:t>There were signs of enthusiasm for the senator as she rallied with the politically powerful Culinary Workers Union. A long line of workers prepared to knock on voters' doors snaked through the union hall waiting to take selfies with Ms. Cortez Masto after she roared out to the predominantly Latino crowd: "Si se puede!"</w:t>
         <w:br/>
-        <w:t>The system feels stacked against so many people. And when we take those messages and we want to talk about a sort of esoteric policy ideology, you lose people.</w:t>
+        <w:t>Jean-Marc Polleveys, a chef at The Cosmopolitan, said he had feared he would lose health insurance coverage for himself and his four children when the pandemic put him out of work. He attributed his continued coverage to the work of "this wonderful lady — the senator over there," he said in an interview, gesturing to Ms. Cortez Masto.</w:t>
         <w:br/>
-        <w:t>There are big parts of our government that are broken that have to get fixed. And we actually need to help people earn more money and keep more of their money, especially working-class people who are making less than 60 grand a year.</w:t>
+        <w:t>Elsewhere, some Democrats like Melissa Morales, the founder of Somos PAC, a political organization aimed at engaging Latino voters, continue to worry about turnout in November. Ms. Morales' group has had canvassers knocking doors in Nevada since this spring.</w:t>
         <w:br/>
-        <w:t>When you and I spoke at the beginning of 2023, you told me that in your State Senate district, "folks were outraged by Jan. 6, but if that's all you talk to them about, you're not going to win their vote."</w:t>
+        <w:t>"It's a midterm year; it's generally low turnout for Latino voters," Ms. Morales said. "People are just less aware than they were in 2020. Less awareness that there's an election this year, questions about who is up, what is this election for."</w:t>
         <w:br/>
-        <w:t xml:space="preserve">That's right. So, honestly, I see Democrats still really — sort of hard-core Democrats — still really outraged by Jan. 6. And frankly, I'm still outraged by Jan. 6. But if you are worried that you're not going to keep your heat on, you care less about those things. </w:t>
+        <w:t>She said she was relieved to hear canvassers report that when they knocked on the doors of Latino voters, there was far less curiosity about voting for a Republican this year than there had been in 2020. But that does not necessarily translate into votes for Ms. Cortez Masto; some voters who answered the doors did not know the senator's name and had to be shown a picture on a flier to recall who she was.</w:t>
         <w:br/>
-        <w:t>I spent almost zero time talking about the state of the democracy.</w:t>
+        <w:t>"When they see her picture, they recognize her," Ms. Morales said. "They've seen her in their community."</w:t>
         <w:br/>
-        <w:t>Let me just be really clear. Of course it's important. And there are things that we need to worry about. But the very first thing we have to do is to commit ourselves to an agenda that makes it so everybody can thrive.</w:t>
+        <w:t>Ms. Cortez Masto's campaign is aware of the challenge. An advertisement released last week that was filmed at her grandmother's house delves into the senator's personal history, leaning heavily on her identity as a third-generation Mexican American. In a Twitter post circulating the ad, she recalled growing up around her grandparents' kitchen table hearing family stories from her "cousins and tias."</w:t>
         <w:br/>
-        <w:t>There's an interesting contrast in how you talked about cost of living and how the Biden administration often talked about it.</w:t>
+        <w:t>"I'm Catherine Cortez Masto," the senator says to the camera, which shows her seated near a statue of Jesus and a painting of Our Lady of Guadalupe, the patron saint of Mexico. "And I'll never forget where I come from."</w:t>
         <w:br/>
-        <w:t>When we talk about the economy and the data points that are typically associated with measuring the economy, and the jobs report and all of those things — great, beautiful and nice leading indicators, all of that — that doesn't mean anything to people who don't have money in the market and aren't watching at that level.</w:t>
-        <w:br/>
-        <w:t>What really matters to them is how much it costs at the grocery store and the gas pump.</w:t>
-        <w:br/>
-        <w:t>While we were trying to say: 'Look, we have a softer landing. We are doing better than anyone else post-pandemic,' it lands on families in my district as tone-deaf when they can't afford to eat meat more than once a week.</w:t>
-        <w:br/>
-        <w:t>What will be your biggest priority in your first term?</w:t>
-        <w:br/>
-        <w:t>Trying to be incredibly realistic about what it means to be a freshman member in the minority, but my priority is always that space around, how do we raise median income in Michigan and make sure that every single kid is in a good, strong school and has a pathway to the middle class?</w:t>
-        <w:br/>
-        <w:t>I would love to be able to make some progress on restoring the expanded child tax credit. If we can't get that done, shame on us.</w:t>
-        <w:br/>
-        <w:t>And we have got to do something about the cost of child care. I am not retiring until we've made progress.</w:t>
-        <w:br/>
-        <w:t>If you run for re-election in 2026, you will do so during the Michigan governor's race. With whom would you most like to share a ballot?</w:t>
-        <w:br/>
-        <w:t>A moderate who focuses on more money in pockets.</w:t>
-        <w:br/>
-        <w:t>What do you think of Jocelyn Benson, the Michigan secretary of state, who is widely expected to run for governor?</w:t>
-        <w:br/>
-        <w:t>She's an amazing leader.</w:t>
-        <w:br/>
-        <w:t>And Pete Buttigieg? Should he run?</w:t>
-        <w:br/>
-        <w:t>He actually did a rally for me. He's also an amazing leader who I like very much. I have a long relationship with Mike Duggan, the mayor of Detroit. And then Sheriff Chris Swanson out of Genesee County is going to put together a bid for governor. He's kind of a dark-horse candidate, but he's also amazing.</w:t>
-        <w:br/>
-        <w:t>What do you think of Mr. Duggan's decision to run for governor as an independent?</w:t>
-        <w:br/>
-        <w:t>It would feel shocking if it were anyone else. But Mike Duggan is the guy who won his first race as mayor of Detroit in a write-in campaign. So it's a mistake to politically underestimate Mike Duggan.</w:t>
-        <w:br/>
-        <w:t>PHOTO: Kristen McDonald Rivet won a challenging House race in a heavily white, working-class district. (PHOTOGRAPH BY ANDREW HARNIK/GETTY IMAGES) This article appeared in print on page A16.</w:t>
+        <w:t>PHOTOS: Catherine Cortez Masto, above center, the first Latina senator, is facing a challenge from Adam Laxalt, left, a Republican and former state attorney general who helped organize the efforts in Nevada to overturn the 2020 election results. (PHOTOGRAPHS BY SAEED RAHBARAN FOR THE NEW YORK TIMES; BRIDGET BENNETT FOR THE NEW YORK TIMES) This article appeared in print on page A22.</w:t>
       </w:r>
     </w:p>
     <w:sectPr>

--- a/example_articles/states/Nevada/2.states_Nevada_New_York_Times.docx
+++ b/example_articles/states/Nevada/2.states_Nevada_New_York_Times.docx
@@ -7,7 +7,7 @@
         <w:pStyle w:val="Heading1"/>
       </w:pPr>
       <w:r>
-        <w:t>Cortez Masto, the Senate's Most At-Risk Democrat, Fights to Hang On in Nevada</w:t>
+        <w:t>Vulnerable Democrat In Race That May Flip Control of the Senate</w:t>
       </w:r>
     </w:p>
     <w:p>
@@ -17,12 +17,12 @@
     </w:p>
     <w:p>
       <w:r>
-        <w:t>Date: 2022-10-25</w:t>
+        <w:t>Date: 2022-10-26</w:t>
       </w:r>
     </w:p>
     <w:p>
       <w:r>
-        <w:t>Section: US; elections</w:t>
+        <w:t>Section: Section A; Column 0; National Desk; Pg. 22</w:t>
       </w:r>
     </w:p>
     <w:p>
@@ -51,65 +51,76 @@
       <w:r>
         <w:t>Widely considered the most endangered Democratic incumbent in the nation, Senator Catherine Cortez Masto is battling for survival in a race that may determine the Senate majority.</w:t>
         <w:br/>
-        <w:t>ENTERPRISE, Nev. — In a crowded living room at a house party here in the Las Vegas suburbs on a recent scorching Saturday, one of Senator Catherine Cortez Masto's supporters approached her with a warning.</w:t>
+        <w:t xml:space="preserve">ENTERPRISE, Nev. -- In a crowded living room at a house party here in the Las Vegas suburbs on a recent scorching Saturday, one of Senator Catherine Cortez Masto's supporters approached her with a warning. </w:t>
         <w:br/>
-        <w:t>"You have accomplished a lot through your office — quite a lot," Sanje Sedera, a health care executive and former local Democratic official, told her. "But that messaging part is not there. Most people ask the question, 'What has the senator done?' We've got to get that message ramped up."</w:t>
+        <w:t xml:space="preserve">  ''You have accomplished a lot through your office -- quite a lot,'' Sanje Sedera, a health care executive and former local Democratic official, told her. ''But that messaging part is not there. Most people ask the question, 'What has the senator done?' We've got to get that message ramped up.''</w:t>
         <w:br/>
-        <w:t>It is the central question facing Ms. Cortez Masto, who is widely considered the most politically endangered Democratic incumbent in a year when her party is battling intense headwinds to maintain control of Congress. And it is one reason that Ms. Cortez Masto, after six years in the Senate, is having to reintroduce herself to voters with only two weeks until Election Day.</w:t>
+        <w:t xml:space="preserve">  It is the central question facing Ms. Cortez Masto, who is widely considered the most politically endangered Democratic incumbent in a year when her party is battling intense headwinds to maintain control of Congress. And it is one reason that Ms. Cortez Masto, after six years in the Senate, is having to reintroduce herself to voters with only two weeks until Election Day.</w:t>
         <w:br/>
-        <w:t>Since she was elected, Ms. Cortez Masto has struggled to carve out a brand for herself. The task is challenging for any elected official in Nevada, where the population is transient. But it has been particularly difficult for Ms. Cortez Masto, who tends to shun the spotlight and speak carefully, often in policy-heavy discourses.</w:t>
+        <w:t xml:space="preserve">  Since she was elected, Ms. Cortez Masto has struggled to carve out a brand for herself. The task is challenging for any elected official in Nevada, where the population is transient. But it has been particularly difficult for Ms. Cortez Masto, who tends to shun the spotlight and speak carefully, often in policy-heavy discourses.</w:t>
         <w:br/>
-        <w:t>"I think if you were to go to somebody on the street and say, 'What kind of person do you think Bernie Sanders is?' They'd say, 'angry grandpa' or something like that, right? You can't really say that about C.C.M.," said Chris Roberts, the chairman of the Clark County Democratic Party, referring to the senator by her initials.</w:t>
+        <w:t xml:space="preserve">  ''I think if you were to go to somebody on the street and say, 'What kind of person do you think Bernie Sanders is?' They'd say, 'angry grandpa' or something like that, right? You can't really say that about C.C.M.,'' said Chris Roberts, the chairman of the Clark County Democratic Party, referring to the senator by her initials.</w:t>
         <w:br/>
-        <w:t>"It hurts her, because people need to know that she's genuine, that she is hard-working, and that she's out here fighting for us," said Mr. Roberts, whose county is home to Las Vegas and more than 70 percent of Nevada's population. "We're doing everything we can to spread that message and make sure people know that, but I can certainly understand why folks would feel a little distant from her."</w:t>
+        <w:t xml:space="preserve">  ''It hurts her, because people need to know that she's genuine, that she is hard-working, and that she's out here fighting for us,'' said Mr. Roberts, whose county is home to Las Vegas and more than 70 percent of Nevada's population. ''We're doing everything we can to spread that message and make sure people know that, but I can certainly understand why folks would feel a little distant from her.''</w:t>
         <w:br/>
-        <w:t>In another year, Ms. Cortez Masto, who is the only Latina senator and who played a central role in bringing home pandemic relief for the state's hospitality industry, would seem to be in a good position to hold onto her seat. Her Republican rival Adam Laxalt, a former state attorney general, was one of the leaders of former President Donald J. Trump's effort to overturn the 2020 election results in Nevada.</w:t>
+        <w:t xml:space="preserve">  In another year, Ms. Cortez Masto, who is the only Latina senator and who played a central role in bringing home pandemic relief for the state's hospitality industry, would seem to be in a good position to hold onto her seat. Her Republican rival Adam Laxalt, a former state attorney general, was one of the leaders of former President Donald J. Trump's effort to overturn the 2020 election results in Nevada.</w:t>
         <w:br/>
-        <w:t>But Ms. Cortez Masto is operating on difficult terrain. As Republicans pummel Democrats for soaring inflation, the issue carries especially acute sting in Nevada, where rent and gas costs have risen faster than almost anywhere else in the country.</w:t>
+        <w:t xml:space="preserve">  But Ms. Cortez Masto is operating on difficult terrain. As Republicans pummel Democrats for soaring inflation, the issue carries especially acute sting in Nevada, where rent and gas costs have risen faster than almost anywhere else in the country.</w:t>
         <w:br/>
-        <w:t>Control of the Senate, currently divided 50-50, could be at stake in her race. Republicans see winning what is widely expected to be a neck-and-neck slog in Nevada, paired with a victory in Georgia, as their surest path to recapturing the majority.</w:t>
+        <w:t xml:space="preserve">  Control of the Senate, currently divided 50-50, could be at stake in her race. Republicans see winning what is widely expected to be a neck-and-neck slog in Nevada, paired with a victory in Georgia, as their surest path to recapturing the majority.</w:t>
         <w:br/>
-        <w:t>"What I know about Nevada is, you just don't take anything for granted," Ms. Cortez Masto said in a recent interview at the Culinary Workers Union hall in Las Vegas, in a conference room plastered with posters from strikes of the past.</w:t>
+        <w:t xml:space="preserve">  ''What I know about Nevada is, you just don't take anything for granted,'' Ms. Cortez Masto said in a recent interview at the Culinary Workers Union hall in Las Vegas, in a conference room plastered with posters from strikes of the past.</w:t>
         <w:br/>
-        <w:t>A former two-term attorney general, Ms. Cortez Masto became the first Latina senator in 2016, when she was elected by a margin of just two and a half percentage points. She was the handpicked successor of Harry Reid, the former Senate majority leader, who leaned on his powerful home-state political machine to help turn out the voters who propelled her to victory.</w:t>
+        <w:t xml:space="preserve">  A former two-term attorney general, Ms. Cortez Masto became the first Latina senator in 2016, when she was elected by a margin of just two and a half percentage points. She was the handpicked successor of Harry Reid, the former Senate majority leader, who leaned on his powerful home-state political machine to help turn out the voters who propelled her to victory.</w:t>
         <w:br/>
-        <w:t>After Mr. Reid's death last year, the enduring strength of that juggernaut has been called into question, and Democrats are facing potential losses up and down the ballot in Nevada this year.</w:t>
+        <w:t xml:space="preserve">  After Mr. Reid's death last year, the enduring strength of that juggernaut has been called into question, and Democrats are facing potential losses up and down the ballot in Nevada this year.</w:t>
         <w:br/>
-        <w:t>Ms. Cortez Masto has sought to portray Mr. Laxalt, whose father and grandfather served in the Senate, as a fortunate son and extremist. Some of her most aired television advertisements attacking Mr. Laxalt focus on his work on behalf of the former president's campaign and his opposition to abortion rights, according to data from the media-tracking firm AdImpact.</w:t>
+        <w:t xml:space="preserve">  Ms. Cortez Masto has sought to portray Mr. Laxalt, whose father and grandfather served in the Senate, as a fortunate son and extremist. Some of her most aired television advertisements attacking Mr. Laxalt focus on his work on behalf of the former president's campaign and his opposition to abortion rights, according to data from the media-tracking firm AdImpact.</w:t>
         <w:br/>
-        <w:t>Cognizant of voter discontent with gas prices lingering above $5 a gallon, Ms. Cortez Masto also has tried to turn the tables, attempting to tie Mr. Laxalt to "Big Oil," referring to an amicus brief he led in 2016 as attorney general denouncing an inquiry into ExxonMobile's role in downplaying climate change.</w:t>
+        <w:t xml:space="preserve">  Cognizant of voter discontent with gas prices lingering above $5 a gallon, Ms. Cortez Masto also has tried to turn the tables, attempting to tie Mr. Laxalt to ''Big Oil,'' referring to an amicus brief he led in 2016 as attorney general denouncing an inquiry into ExxonMobile's role in downplaying climate change.</w:t>
         <w:br/>
-        <w:t>And she has emphasized the relief she helped deliver to workers hit hard by the coronavirus pandemic after the state's hospitality industry was devastated, as well provisions in Democrats' landmark climate change, health and tax law that capped monthly costs for insulin. She has also sought to play up her own biography, often recounting stories of her family — especially her grandfather, who immigrated to the United States from Mexico — and their ties to the Las Vegas labor unions.</w:t>
+        <w:t xml:space="preserve">  And she has emphasized the relief she helped deliver to workers hit hard by the coronavirus pandemic after the state's hospitality industry was devastated, as well provisions in Democrats' landmark climate change, health and tax law that capped monthly costs for insulin. She has also sought to play up her own biography, often recounting stories of her family -- especially her grandfather, who immigrated to the United States from Mexico -- and their ties to the Las Vegas labor unions.</w:t>
         <w:br/>
-        <w:t>"To me, this is about being a Nevadan and knowing what their challenges are and just showing up and having conversations with them," Ms. Cortez Masto said in the interview. "I do think it is important, as somebody who is asking for their votes and who is representing them, that I represent everyone, no matter whether you voted for me or not. It's about what's good for Nevada."</w:t>
+        <w:t xml:space="preserve">  ''To me, this is about being a Nevadan and knowing what their challenges are and just showing up and having conversations with them,'' Ms. Cortez Masto said in the interview. ''I do think it is important, as somebody who is asking for their votes and who is representing them, that I represent everyone, no matter whether you voted for me or not. It's about what's good for Nevada.''</w:t>
         <w:br/>
-        <w:t>To win in Nevada, Democrats have traditionally had to run up overwhelming margins in Clark and Washoe Counties, two urban areas anchored by Las Vegas and Reno and buoyed by Latino and working class voters. Every indication so far, from a range of polls and the comments that canvassers bring back from doors, points to an extremely competitive race that will remain close until the end.</w:t>
+        <w:t xml:space="preserve">  To win in Nevada, Democrats have traditionally had to run up overwhelming margins in Clark and Washoe Counties, two urban areas anchored by Las Vegas and Reno and buoyed by Latino and working class voters. Every indication so far, from a range of polls and the comments that canvassers bring back from doors, points to an extremely competitive race that will remain close until the end.</w:t>
         <w:br/>
-        <w:t>"We're hearing the same thing everywhere: that it's going to be slim margins," said Judith Whitmer, the chairwoman of the state's Democratic Party.</w:t>
+        <w:t xml:space="preserve">  ''We're hearing the same thing everywhere: that it's going to be slim margins,'' said Judith Whitmer, the chairwoman of the state's Democratic Party.</w:t>
         <w:br/>
-        <w:t>Mr. Laxalt appears to be betting that he can repeat history. In 2014, he became the first candidate in decades to prevail statewide while losing Clark and Washoe Counties. He did so by keeping his margins down in urban counties and winning big in rural areas. Mr. Laxalt appeared this month with Mr. Trump at a rally in Minden, a western town of 3,000 about an hour south of Reno.</w:t>
+        <w:t xml:space="preserve">  Mr. Laxalt appears to be betting that he can repeat history. In 2014, he became the first candidate in decades to prevail statewide while losing Clark and Washoe Counties. He did so by keeping his margins down in urban counties and winning big in rural areas. Mr. Laxalt appeared this month with Mr. Trump at a rally in Minden, a western town of 3,000 about an hour south of Reno.</w:t>
         <w:br/>
-        <w:t>Mr. Laxalt has insulated himself almost entirely from the mainstream news media, sparing himself the risk of a last-minute gaffe and avoiding the kinds of public relations disasters that have tarnished some of his Republican colleagues running for competitive Senate seats across the country. Requests to shadow Mr. Laxalt on the campaign trail in Nevada went unanswered.</w:t>
+        <w:t xml:space="preserve">  Mr. Laxalt has insulated himself almost entirely from the mainstream news media, sparing himself the risk of a last-minute gaffe and avoiding the kinds of public relations disasters that have tarnished some of his Republican colleagues running for competitive Senate seats across the country. Requests to shadow Mr. Laxalt on the campaign trail in Nevada went unanswered.</w:t>
         <w:br/>
-        <w:t>Ms. Cortez Masto has been furiously pounding the campaign trail, venturing to rural areas of the state where she must stay competitive and cities she must claim by double digits to save her seat. In a recent three-day stretch, she attended Sunday services at two Black churches in Las Vegas, sipped brews with L.G.B.T.Q. rights activists, canvassed an Asian-American night market and appeared flanked by law enforcement officers to rail against her opponent's embrace of election denialism.</w:t>
+        <w:t xml:space="preserve">  Ms. Cortez Masto has been furiously pounding the campaign trail, venturing to rural areas of the state where she must stay competitive and cities she must claim by double digits to save her seat. In a recent three-day stretch, she attended Sunday services at two Black churches in Las Vegas, sipped brews with L.G.B.T.Q. rights activists, canvassed an Asian-American night market and appeared flanked by law enforcement officers to rail against her opponent's embrace of election denialism.</w:t>
         <w:br/>
-        <w:t>There were signs of enthusiasm for the senator as she rallied with the politically powerful Culinary Workers Union. A long line of workers prepared to knock on voters' doors snaked through the union hall waiting to take selfies with Ms. Cortez Masto after she roared out to the predominantly Latino crowd: "Si se puede!"</w:t>
+        <w:t xml:space="preserve">  There were signs of enthusiasm for the senator as she rallied with the politically powerful Culinary Workers Union. A long line of workers prepared to knock on voters' doors snaked through the union hall waiting to take selfies with Ms. Cortez Masto after she roared out to the predominantly Latino crowd: ''Si se puede!''</w:t>
         <w:br/>
-        <w:t>Jean-Marc Polleveys, a chef at The Cosmopolitan, said he had feared he would lose health insurance coverage for himself and his four children when the pandemic put him out of work. He attributed his continued coverage to the work of "this wonderful lady — the senator over there," he said in an interview, gesturing to Ms. Cortez Masto.</w:t>
+        <w:t xml:space="preserve">  Jean-Marc Polleveys, a chef at The Cosmopolitan, said he had feared he would lose health insurance coverage for himself and his four children when the pandemic put him out of work. He attributed his continued coverage to the work of ''this wonderful lady -- the senator over there,'' he said in an interview, gesturing to Ms. Cortez Masto.</w:t>
         <w:br/>
-        <w:t>Elsewhere, some Democrats like Melissa Morales, the founder of Somos PAC, a political organization aimed at engaging Latino voters, continue to worry about turnout in November. Ms. Morales' group has had canvassers knocking doors in Nevada since this spring.</w:t>
+        <w:t xml:space="preserve">  Elsewhere, some Democrats like Melissa Morales, the founder of Somos PAC, a political organization aimed at engaging Latino voters, continue to worry about turnout in November. Ms. Morales' group has had canvassers knocking doors in Nevada since this spring.</w:t>
         <w:br/>
-        <w:t>"It's a midterm year; it's generally low turnout for Latino voters," Ms. Morales said. "People are just less aware than they were in 2020. Less awareness that there's an election this year, questions about who is up, what is this election for."</w:t>
+        <w:t xml:space="preserve">  ''It's a midterm year; it's generally low turnout for Latino voters,'' Ms. Morales said. ''People are just less aware than they were in 2020. Less awareness that there's an election this year, questions about who is up, what is this election for.''</w:t>
         <w:br/>
-        <w:t>She said she was relieved to hear canvassers report that when they knocked on the doors of Latino voters, there was far less curiosity about voting for a Republican this year than there had been in 2020. But that does not necessarily translate into votes for Ms. Cortez Masto; some voters who answered the doors did not know the senator's name and had to be shown a picture on a flier to recall who she was.</w:t>
+        <w:t xml:space="preserve">  She said she was relieved to hear canvassers report that when they knocked on the doors of Latino voters, there was far less curiosity about voting for a Republican this year than there had been in 2020. But that does not necessarily translate into votes for Ms. Cortez Masto; some voters who answered the doors did not know the senator's name and had to be shown a picture on a flier to recall who she was.</w:t>
         <w:br/>
-        <w:t>"When they see her picture, they recognize her," Ms. Morales said. "They've seen her in their community."</w:t>
+        <w:t xml:space="preserve">  ''When they see her picture, they recognize her,'' Ms. Morales said. ''They've seen her in their community.''</w:t>
         <w:br/>
-        <w:t>Ms. Cortez Masto's campaign is aware of the challenge. An advertisement released last week that was filmed at her grandmother's house delves into the senator's personal history, leaning heavily on her identity as a third-generation Mexican American. In a Twitter post circulating the ad, she recalled growing up around her grandparents' kitchen table hearing family stories from her "cousins and tias."</w:t>
+        <w:t xml:space="preserve">  Ms. Cortez Masto's campaign is aware of the challenge. An advertisement released last week that was filmed at her grandmother's house delves into the senator's personal history, leaning heavily on her identity as a third-generation Mexican American. In a Twitter post circulating the ad, she recalled growing up around her grandparents' kitchen table hearing family stories from her ''cousins and tias.''</w:t>
         <w:br/>
-        <w:t>"I'm Catherine Cortez Masto," the senator says to the camera, which shows her seated near a statue of Jesus and a painting of Our Lady of Guadalupe, the patron saint of Mexico. "And I'll never forget where I come from."</w:t>
+        <w:t xml:space="preserve">  ''I'm Catherine Cortez Masto,'' the senator says to the camera, which shows her seated near a statue of Jesus and a painting of Our Lady of Guadalupe, the patron saint of Mexico. ''And I'll never forget where I come from.''</w:t>
         <w:br/>
-        <w:t>PHOTOS: Catherine Cortez Masto, above center, the first Latina senator, is facing a challenge from Adam Laxalt, left, a Republican and former state attorney general who helped organize the efforts in Nevada to overturn the 2020 election results. (PHOTOGRAPHS BY SAEED RAHBARAN FOR THE NEW YORK TIMES; BRIDGET BENNETT FOR THE NEW YORK TIMES) This article appeared in print on page A22.</w:t>
+        <w:br/>
+        <w:t>https://www.nytimes.com/2022/10/25/us/elections/cortez-masto-nevada-senate.html</w:t>
+        <w:br/>
+        <w:br/>
+        <w:t>Graphic</w:t>
+        <w:br/>
+        <w:br/>
+        <w:t xml:space="preserve"> </w:t>
+        <w:br/>
+        <w:t>PHOTOS: Catherine Cortez Masto, above center, the first Latina senator, is facing a challenge from Adam Laxalt, left, a Republican and former state attorney general who helped organize the efforts in Nevada to overturn the 2020 election results. (PHOTOGRAPHS BY SAEED RAHBARAN FOR THE NEW YORK TIMES</w:t>
+        <w:br/>
+        <w:t xml:space="preserve"> BRIDGET BENNETT FOR THE NEW YORK TIMES) This article appeared in print on page A22.</w:t>
       </w:r>
     </w:p>
     <w:sectPr>
